--- a/tillsyn/A 55700-2025 tillsynsbegäran.docx
+++ b/tillsyn/A 55700-2025 tillsynsbegäran.docx
@@ -227,7 +227,7 @@
     <w:r>
       <w:tab/>
       <w:tab/>
-      <w:t>2026-09-14</w:t>
+      <w:t>2026-09-15</w:t>
       <w:br/>
       <w:br/>
     </w:r>

--- a/tillsyn/A 55700-2025 tillsynsbegäran.docx
+++ b/tillsyn/A 55700-2025 tillsynsbegäran.docx
@@ -227,7 +227,7 @@
     <w:r>
       <w:tab/>
       <w:tab/>
-      <w:t>2026-09-15</w:t>
+      <w:t>2026-09-16</w:t>
       <w:br/>
       <w:br/>
     </w:r>

--- a/tillsyn/A 55700-2025 tillsynsbegäran.docx
+++ b/tillsyn/A 55700-2025 tillsynsbegäran.docx
@@ -227,7 +227,7 @@
     <w:r>
       <w:tab/>
       <w:tab/>
-      <w:t>2026-09-16</w:t>
+      <w:t>2026-09-17</w:t>
       <w:br/>
       <w:br/>
     </w:r>

--- a/tillsyn/A 55700-2025 tillsynsbegäran.docx
+++ b/tillsyn/A 55700-2025 tillsynsbegäran.docx
@@ -227,7 +227,7 @@
     <w:r>
       <w:tab/>
       <w:tab/>
-      <w:t>2026-09-17</w:t>
+      <w:t>2026-09-18</w:t>
       <w:br/>
       <w:br/>
     </w:r>

--- a/tillsyn/A 55700-2025 tillsynsbegäran.docx
+++ b/tillsyn/A 55700-2025 tillsynsbegäran.docx
@@ -227,7 +227,7 @@
     <w:r>
       <w:tab/>
       <w:tab/>
-      <w:t>2026-09-18</w:t>
+      <w:t>2026-09-19</w:t>
       <w:br/>
       <w:br/>
     </w:r>

--- a/tillsyn/A 55700-2025 tillsynsbegäran.docx
+++ b/tillsyn/A 55700-2025 tillsynsbegäran.docx
@@ -227,7 +227,7 @@
     <w:r>
       <w:tab/>
       <w:tab/>
-      <w:t>2026-09-19</w:t>
+      <w:t>2026-09-21</w:t>
       <w:br/>
       <w:br/>
     </w:r>

--- a/tillsyn/A 55700-2025 tillsynsbegäran.docx
+++ b/tillsyn/A 55700-2025 tillsynsbegäran.docx
@@ -227,7 +227,7 @@
     <w:r>
       <w:tab/>
       <w:tab/>
-      <w:t>2026-09-21</w:t>
+      <w:t>2026-09-23</w:t>
       <w:br/>
       <w:br/>
     </w:r>

--- a/tillsyn/A 55700-2025 tillsynsbegäran.docx
+++ b/tillsyn/A 55700-2025 tillsynsbegäran.docx
@@ -227,7 +227,7 @@
     <w:r>
       <w:tab/>
       <w:tab/>
-      <w:t>2026-09-23</w:t>
+      <w:t>2026-09-24</w:t>
       <w:br/>
       <w:br/>
     </w:r>

--- a/tillsyn/A 55700-2025 tillsynsbegäran.docx
+++ b/tillsyn/A 55700-2025 tillsynsbegäran.docx
@@ -227,7 +227,7 @@
     <w:r>
       <w:tab/>
       <w:tab/>
-      <w:t>2026-09-24</w:t>
+      <w:t>2026-09-25</w:t>
       <w:br/>
       <w:br/>
     </w:r>

--- a/tillsyn/A 55700-2025 tillsynsbegäran.docx
+++ b/tillsyn/A 55700-2025 tillsynsbegäran.docx
@@ -227,7 +227,7 @@
     <w:r>
       <w:tab/>
       <w:tab/>
-      <w:t>2026-09-25</w:t>
+      <w:t>2026-09-26</w:t>
       <w:br/>
       <w:br/>
     </w:r>

--- a/tillsyn/A 55700-2025 tillsynsbegäran.docx
+++ b/tillsyn/A 55700-2025 tillsynsbegäran.docx
@@ -227,7 +227,7 @@
     <w:r>
       <w:tab/>
       <w:tab/>
-      <w:t>2026-09-26</w:t>
+      <w:t>2026-09-27</w:t>
       <w:br/>
       <w:br/>
     </w:r>

--- a/tillsyn/A 55700-2025 tillsynsbegäran.docx
+++ b/tillsyn/A 55700-2025 tillsynsbegäran.docx
@@ -227,7 +227,7 @@
     <w:r>
       <w:tab/>
       <w:tab/>
-      <w:t>2026-09-27</w:t>
+      <w:t>2026-09-28</w:t>
       <w:br/>
       <w:br/>
     </w:r>

--- a/tillsyn/A 55700-2025 tillsynsbegäran.docx
+++ b/tillsyn/A 55700-2025 tillsynsbegäran.docx
@@ -227,7 +227,7 @@
     <w:r>
       <w:tab/>
       <w:tab/>
-      <w:t>2026-09-28</w:t>
+      <w:t>2026-09-29</w:t>
       <w:br/>
       <w:br/>
     </w:r>

--- a/tillsyn/A 55700-2025 tillsynsbegäran.docx
+++ b/tillsyn/A 55700-2025 tillsynsbegäran.docx
@@ -227,7 +227,7 @@
     <w:r>
       <w:tab/>
       <w:tab/>
-      <w:t>2026-09-29</w:t>
+      <w:t>2026-09-30</w:t>
       <w:br/>
       <w:br/>
     </w:r>

--- a/tillsyn/A 55700-2025 tillsynsbegäran.docx
+++ b/tillsyn/A 55700-2025 tillsynsbegäran.docx
@@ -7,7 +7,7 @@
         <w:pStyle w:val="Title"/>
       </w:pPr>
       <w:r>
-        <w:t>Tillsynsbegäran – information om höga naturvärden i avverkningsanmälan A 55700-2025 i Katrineholms kommun</w:t>
+        <w:t>Tillsynsbegäran – information om höga naturvärden och fridlysta arter i avverkningsanmälan A 55700-2025 i Katrineholms kommun</w:t>
       </w:r>
     </w:p>
     <w:p>
@@ -22,7 +22,7 @@
       <w:r>
         <w:drawing>
           <wp:inline xmlns:a="http://schemas.openxmlformats.org/drawingml/2006/main" xmlns:pic="http://schemas.openxmlformats.org/drawingml/2006/picture">
-            <wp:extent cx="5190664" cy="5724000"/>
+            <wp:extent cx="5292927" cy="5724000"/>
             <wp:docPr id="1" name="Picture 1"/>
             <wp:cNvGraphicFramePr>
               <a:graphicFrameLocks noChangeAspect="1"/>
@@ -43,7 +43,7 @@
                   <pic:spPr>
                     <a:xfrm>
                       <a:off x="0" y="0"/>
-                      <a:ext cx="5190664" cy="5724000"/>
+                      <a:ext cx="5292927" cy="5724000"/>
                     </a:xfrm>
                     <a:prstGeom prst="rect"/>
                   </pic:spPr>
@@ -65,7 +65,7 @@
     </w:p>
     <w:p>
       <w:r>
-        <w:t>I och inom 15 meter från avverkningsanmälan finns fynd av 4 naturvårdsarter, varav 4 är rödlistade: ljungsnärja (VU), backklöver (NT), gullklöver (NT) och svinrot (NT). Se Figur 1.</w:t>
+        <w:t>I och inom 15 meter från avverkningsanmälan finns fynd av 7 naturvårdsarter, varav 5 är rödlistade och 2 är fridlysta: ljungsnärja (VU), backklöver (NT), backstarr (NT), gullklöver (NT), svinrot (NT), fläcknycklar (§8) och gullviva (§9). Se Figur 1.</w:t>
       </w:r>
     </w:p>
     <w:p>
@@ -97,6 +97,35 @@
     <w:p>
       <w:r>
         <w:t>Nedan följer beskrivningar av de naturvårdsarter och fridlysta arter som har sina livsmiljöer och växtplatser i den avverkningsanmälda skogen. De påträffade naturvårdsarterna är ett tydligt kvitto på att det rör sig om en skog med höga naturvärden.</w:t>
+      </w:r>
+    </w:p>
+    <w:p>
+      <w:r>
+        <w:rPr>
+          <w:b/>
+        </w:rPr>
+        <w:t>Gullviva (§9)</w:t>
+      </w:r>
+      <w:r>
+        <w:t xml:space="preserve"> är värdväxt för bland annat den rödlistade och sällsynta fjärilen gullvivefjäril (VU) samt typisk art för </w:t>
+      </w:r>
+      <w:r>
+        <w:rPr>
+          <w:i/>
+        </w:rPr>
+        <w:t xml:space="preserve">9070 Trädklädd betesmark, 6530 Lövängar, 6510 Slåtterängar i låglandet </w:t>
+      </w:r>
+      <w:r>
+        <w:t>och</w:t>
+      </w:r>
+      <w:r>
+        <w:rPr>
+          <w:i/>
+        </w:rPr>
+        <w:t xml:space="preserve"> 6270 Silikatgräsmarker</w:t>
+      </w:r>
+      <w:r>
+        <w:t xml:space="preserve"> (SLU Artdatabanken, 2025).</w:t>
       </w:r>
     </w:p>
     <w:sectPr>
@@ -227,7 +256,7 @@
     <w:r>
       <w:tab/>
       <w:tab/>
-      <w:t>2026-09-30</w:t>
+      <w:t>2026-10-01</w:t>
       <w:br/>
       <w:br/>
     </w:r>

--- a/tillsyn/A 55700-2025 tillsynsbegäran.docx
+++ b/tillsyn/A 55700-2025 tillsynsbegäran.docx
@@ -256,7 +256,7 @@
     <w:r>
       <w:tab/>
       <w:tab/>
-      <w:t>2026-10-01</w:t>
+      <w:t>2026-10-02</w:t>
       <w:br/>
       <w:br/>
     </w:r>

--- a/tillsyn/A 55700-2025 tillsynsbegäran.docx
+++ b/tillsyn/A 55700-2025 tillsynsbegäran.docx
@@ -256,7 +256,7 @@
     <w:r>
       <w:tab/>
       <w:tab/>
-      <w:t>2026-10-02</w:t>
+      <w:t>2026-10-03</w:t>
       <w:br/>
       <w:br/>
     </w:r>

--- a/tillsyn/A 55700-2025 tillsynsbegäran.docx
+++ b/tillsyn/A 55700-2025 tillsynsbegäran.docx
@@ -256,7 +256,7 @@
     <w:r>
       <w:tab/>
       <w:tab/>
-      <w:t>2026-10-03</w:t>
+      <w:t>2026-10-04</w:t>
       <w:br/>
       <w:br/>
     </w:r>

--- a/tillsyn/A 55700-2025 tillsynsbegäran.docx
+++ b/tillsyn/A 55700-2025 tillsynsbegäran.docx
@@ -256,7 +256,7 @@
     <w:r>
       <w:tab/>
       <w:tab/>
-      <w:t>2026-10-04</w:t>
+      <w:t>2026-10-05</w:t>
       <w:br/>
       <w:br/>
     </w:r>

--- a/tillsyn/A 55700-2025 tillsynsbegäran.docx
+++ b/tillsyn/A 55700-2025 tillsynsbegäran.docx
@@ -256,7 +256,7 @@
     <w:r>
       <w:tab/>
       <w:tab/>
-      <w:t>2026-10-05</w:t>
+      <w:t>2026-10-06</w:t>
       <w:br/>
       <w:br/>
     </w:r>

--- a/tillsyn/A 55700-2025 tillsynsbegäran.docx
+++ b/tillsyn/A 55700-2025 tillsynsbegäran.docx
@@ -256,7 +256,7 @@
     <w:r>
       <w:tab/>
       <w:tab/>
-      <w:t>2026-10-06</w:t>
+      <w:t>2026-10-07</w:t>
       <w:br/>
       <w:br/>
     </w:r>

--- a/tillsyn/A 55700-2025 tillsynsbegäran.docx
+++ b/tillsyn/A 55700-2025 tillsynsbegäran.docx
@@ -256,7 +256,7 @@
     <w:r>
       <w:tab/>
       <w:tab/>
-      <w:t>2026-10-07</w:t>
+      <w:t>2026-10-08</w:t>
       <w:br/>
       <w:br/>
     </w:r>
